--- a/workspaces/instructivos/PROCEDIMIENTO_PCC2_TRATAMIENTO_TARJETAS_COBRO.docx
+++ b/workspaces/instructivos/PROCEDIMIENTO_PCC2_TRATAMIENTO_TARJETAS_COBRO.docx
@@ -9,9 +9,9 @@
       <w:r>
         <w:rPr>
           <w:b/>
-          <w:sz w:val="28"/>
+          <w:sz w:val="26"/>
         </w:rPr>
-        <w:t>PROTEG-RT / COBRANZA</w:t>
+        <w:t>PROTEG-RT MUTUALIDAD A.C.</w:t>
       </w:r>
     </w:p>
     <w:p>
@@ -31,7 +31,7 @@
         <w:jc w:val="center"/>
       </w:pPr>
       <w:r>
-        <w:t>─────────────────────────────────────────────────────────────────</w:t>
+        <w:t>────────────────────────────────────────────────────────────────────</w:t>
       </w:r>
     </w:p>
     <w:tbl>
@@ -58,14 +58,13 @@
                 <w:b/>
                 <w:sz w:val="18"/>
               </w:rPr>
-              <w:t xml:space="preserve">Código: </w:t>
+              <w:t xml:space="preserve">CLAVE: </w:t>
             </w:r>
             <w:r>
               <w:rPr>
-                <w:b/>
                 <w:sz w:val="18"/>
               </w:rPr>
-              <w:t>POE-CBZ-RT-PCC2-001</w:t>
+              <w:t>PCC2</w:t>
             </w:r>
           </w:p>
         </w:tc>
@@ -77,36 +76,13 @@
             <w:r/>
             <w:r>
               <w:rPr>
-                <w:b w:val="0"/>
+                <w:b/>
                 <w:sz w:val="18"/>
               </w:rPr>
-              <w:t xml:space="preserve">Versión: </w:t>
+              <w:t xml:space="preserve">FECHA: </w:t>
             </w:r>
             <w:r>
               <w:rPr>
-                <w:b w:val="0"/>
-                <w:sz w:val="18"/>
-              </w:rPr>
-              <w:t>1.0</w:t>
-            </w:r>
-          </w:p>
-        </w:tc>
-        <w:tc>
-          <w:tcPr>
-            <w:tcW w:type="dxa" w:w="2160"/>
-          </w:tcPr>
-          <w:p>
-            <w:r/>
-            <w:r>
-              <w:rPr>
-                <w:b w:val="0"/>
-                <w:sz w:val="18"/>
-              </w:rPr>
-              <w:t xml:space="preserve">Fecha de emisión: </w:t>
-            </w:r>
-            <w:r>
-              <w:rPr>
-                <w:b w:val="0"/>
                 <w:sz w:val="18"/>
               </w:rPr>
               <w:t>__/__/2026</w:t>
@@ -121,38 +97,13 @@
             <w:r/>
             <w:r>
               <w:rPr>
-                <w:b w:val="0"/>
+                <w:b/>
                 <w:sz w:val="18"/>
               </w:rPr>
-              <w:t xml:space="preserve">Vigencia: </w:t>
+              <w:t xml:space="preserve">DEPARTAMENTO: </w:t>
             </w:r>
             <w:r>
               <w:rPr>
-                <w:b w:val="0"/>
-                <w:sz w:val="18"/>
-              </w:rPr>
-              <w:t>A partir de fecha de emisión</w:t>
-            </w:r>
-          </w:p>
-        </w:tc>
-      </w:tr>
-      <w:tr>
-        <w:tc>
-          <w:tcPr>
-            <w:tcW w:type="dxa" w:w="2160"/>
-          </w:tcPr>
-          <w:p>
-            <w:r/>
-            <w:r>
-              <w:rPr>
-                <w:b w:val="0"/>
-                <w:sz w:val="18"/>
-              </w:rPr>
-              <w:t xml:space="preserve">Área: </w:t>
-            </w:r>
-            <w:r>
-              <w:rPr>
-                <w:b w:val="0"/>
                 <w:sz w:val="18"/>
               </w:rPr>
               <w:t>Cobranza</w:t>
@@ -167,61 +118,16 @@
             <w:r/>
             <w:r>
               <w:rPr>
-                <w:b w:val="0"/>
+                <w:b/>
                 <w:sz w:val="18"/>
               </w:rPr>
-              <w:t xml:space="preserve">Proceso: </w:t>
+              <w:t xml:space="preserve">REVISIÓN: </w:t>
             </w:r>
             <w:r>
               <w:rPr>
-                <w:b w:val="0"/>
                 <w:sz w:val="18"/>
               </w:rPr>
-              <w:t>Gestión de Cobranza</w:t>
-            </w:r>
-          </w:p>
-        </w:tc>
-        <w:tc>
-          <w:tcPr>
-            <w:tcW w:type="dxa" w:w="2160"/>
-          </w:tcPr>
-          <w:p>
-            <w:r/>
-            <w:r>
-              <w:rPr>
-                <w:b w:val="0"/>
-                <w:sz w:val="18"/>
-              </w:rPr>
-              <w:t xml:space="preserve">Elaboró: </w:t>
-            </w:r>
-            <w:r>
-              <w:rPr>
-                <w:b w:val="0"/>
-                <w:sz w:val="18"/>
-              </w:rPr>
-              <w:t>Gerencia de Cobranza</w:t>
-            </w:r>
-          </w:p>
-        </w:tc>
-        <w:tc>
-          <w:tcPr>
-            <w:tcW w:type="dxa" w:w="2160"/>
-          </w:tcPr>
-          <w:p>
-            <w:r/>
-            <w:r>
-              <w:rPr>
-                <w:b w:val="0"/>
-                <w:sz w:val="18"/>
-              </w:rPr>
-              <w:t xml:space="preserve">Revisó: </w:t>
-            </w:r>
-            <w:r>
-              <w:rPr>
-                <w:b w:val="0"/>
-                <w:sz w:val="18"/>
-              </w:rPr>
-              <w:t>Gerencia de Cobranza</w:t>
+              <w:t>00</w:t>
             </w:r>
           </w:p>
         </w:tc>
@@ -233,20 +139,6 @@
           </w:tcPr>
           <w:p>
             <w:r/>
-            <w:r>
-              <w:rPr>
-                <w:b w:val="0"/>
-                <w:sz w:val="18"/>
-              </w:rPr>
-              <w:t xml:space="preserve">Aprobó: </w:t>
-            </w:r>
-            <w:r>
-              <w:rPr>
-                <w:b w:val="0"/>
-                <w:sz w:val="18"/>
-              </w:rPr>
-              <w:t>Dirección General</w:t>
-            </w:r>
           </w:p>
         </w:tc>
         <w:tc>
@@ -255,18 +147,6 @@
           </w:tcPr>
           <w:p>
             <w:r/>
-            <w:r>
-              <w:rPr>
-                <w:b w:val="0"/>
-                <w:sz w:val="18"/>
-              </w:rPr>
-            </w:r>
-            <w:r>
-              <w:rPr>
-                <w:b w:val="0"/>
-                <w:sz w:val="18"/>
-              </w:rPr>
-            </w:r>
           </w:p>
         </w:tc>
         <w:tc>
@@ -275,18 +155,6 @@
           </w:tcPr>
           <w:p>
             <w:r/>
-            <w:r>
-              <w:rPr>
-                <w:b w:val="0"/>
-                <w:sz w:val="18"/>
-              </w:rPr>
-            </w:r>
-            <w:r>
-              <w:rPr>
-                <w:b w:val="0"/>
-                <w:sz w:val="18"/>
-              </w:rPr>
-            </w:r>
           </w:p>
         </w:tc>
         <w:tc>
@@ -295,25 +163,13 @@
           </w:tcPr>
           <w:p>
             <w:r/>
-            <w:r>
-              <w:rPr>
-                <w:b w:val="0"/>
-                <w:sz w:val="18"/>
-              </w:rPr>
-            </w:r>
-            <w:r>
-              <w:rPr>
-                <w:b w:val="0"/>
-                <w:sz w:val="18"/>
-              </w:rPr>
-            </w:r>
           </w:p>
         </w:tc>
       </w:tr>
     </w:tbl>
     <w:p>
       <w:r>
-        <w:t>─────────────────────────────────────────────────────────────────</w:t>
+        <w:t>────────────────────────────────────────────────────────────────────</w:t>
       </w:r>
     </w:p>
     <w:p/>
@@ -365,7 +221,7 @@
         <w:rPr>
           <w:sz w:val="20"/>
         </w:rPr>
-        <w:t>Excluye: correcciones en sistemas por parte del revisor (el revisor no corrige; solo registra).</w:t>
+        <w:t>Excluye: correcciones en sistemas por parte del revisor.</w:t>
       </w:r>
     </w:p>
     <w:p>
@@ -385,7 +241,7 @@
         <w:rPr>
           <w:sz w:val="20"/>
         </w:rPr>
-        <w:t>• Tarjeta: Registro físico asociado a folio/cliente dentro de la cobranza asignada.</w:t>
+        <w:t>• Tarjeta: Registro físico asociado a folio/cliente.</w:t>
       </w:r>
     </w:p>
     <w:p>
@@ -438,7 +294,7 @@
         <w:rPr>
           <w:sz w:val="20"/>
         </w:rPr>
-        <w:t>• Revisor: Ejecuta revisión 1×1, registra hallazgos en Excel, no corrige sistemas.</w:t>
+        <w:t>• Revisor: Ejecuta revisión 1×1, registra en Excel, no corrige sistemas.</w:t>
       </w:r>
     </w:p>
     <w:p>
@@ -511,7 +367,7 @@
         <w:rPr>
           <w:sz w:val="20"/>
         </w:rPr>
-        <w:t>9.1 PREPARACIÓN: Gerencia agenda con cobrador; revisor recibe Excel oficial; guardar copia con nombre: REVISION_TARJETAS_COBRADOR_MES-AÑO.xlsx.</w:t>
+        <w:t>9.1 PREPARACIÓN: Gerencia agenda con cobrador; revisor recibe Excel oficial; guardar copia: REVISION_TARJETAS_COBRADOR_MES-AÑO.xlsx.</w:t>
       </w:r>
     </w:p>
     <w:p>
@@ -544,7 +400,7 @@
         <w:rPr>
           <w:sz w:val="20"/>
         </w:rPr>
-        <w:t>9.4 CASUÍSTICA: #Aportación no coincide→REVISAR; Pago en tarjeta no en SIGA→REVISAR; Pago en SIGA no en tarjeta→REVISAR; Está en Excel y no en físico→FALTANTE; Está en físico y no en Excel→POR ASIGNAR; Tarjeta con aportaciones pagadas→archivar; Tarjeta cancelada→pasar a Gerencia.</w:t>
+        <w:t>9.4 CASUÍSTICA: #Aportación no coincide→REVISAR; Pago en tarjeta no en SIGA→REVISAR; Pago en SIGA no en tarjeta→REVISAR; Está en Excel no en físico→FALTANTE; Está en físico no en Excel→POR ASIGNAR; Tarjeta con aportaciones pagadas→archivar; Tarjeta cancelada→pasar a Gerencia.</w:t>
       </w:r>
     </w:p>
     <w:p>
